--- a/04_docx_example/Word_v1.docx
+++ b/04_docx_example/Word_v1.docx
@@ -1,6 +1,6 @@
 
 <file path=word/document.xml><?xml version="1.0" encoding="utf-8"?>
-<w:document xmlns:pic="http://schemas.openxmlformats.org/drawingml/2006/picture" xmlns:w16cid="http://schemas.microsoft.com/office/word/2016/wordml/cid" xmlns:a="http://schemas.openxmlformats.org/drawingml/2006/main" xmlns:vyd="http://volga.yandex.com/schemas/document/model" xmlns:unk1="http://schemas.microsoft.com/office/word/2023/wordml/word16du" xmlns:w16="http://schemas.microsoft.com/office/word/2018/wordml" xmlns:w14="http://schemas.microsoft.com/office/word/2010/wordml" xmlns:wp14="http://schemas.microsoft.com/office/word/2010/wordprocessingDrawing" xmlns:w15="http://schemas.microsoft.com/office/word/2012/wordml" xmlns:w16cex="http://schemas.microsoft.com/office/word/2018/wordml/cex" xmlns:wp="http://schemas.openxmlformats.org/drawingml/2006/wordprocessingDrawing" xmlns:w="http://schemas.openxmlformats.org/wordprocessingml/2006/main" xmlns:mc="http://schemas.openxmlformats.org/markup-compatibility/2006" xmlns:r="http://schemas.openxmlformats.org/officeDocument/2006/relationships" xmlns:w16se="http://schemas.microsoft.com/office/word/2015/wordml/symex" xmlns:w16sdtdh="http://schemas.microsoft.com/office/word/2020/wordml/sdtdatahash" mc:Ignorable="vyd w14 w15 w16se w16cid w16 w16cex w16sdtdh unk1 wp14" w:conformance="transitional">
+<w:document xmlns:unk1="http://schemas.microsoft.com/office/word/2023/wordml/word16du" xmlns:w16="http://schemas.microsoft.com/office/word/2018/wordml" xmlns:w14="http://schemas.microsoft.com/office/word/2010/wordml" xmlns:wp14="http://schemas.microsoft.com/office/word/2010/wordprocessingDrawing" xmlns:w15="http://schemas.microsoft.com/office/word/2012/wordml" xmlns:w16cex="http://schemas.microsoft.com/office/word/2018/wordml/cex" xmlns:wp="http://schemas.openxmlformats.org/drawingml/2006/wordprocessingDrawing" xmlns:w="http://schemas.openxmlformats.org/wordprocessingml/2006/main" xmlns:mc="http://schemas.openxmlformats.org/markup-compatibility/2006" xmlns:r="http://schemas.openxmlformats.org/officeDocument/2006/relationships" xmlns:w16se="http://schemas.microsoft.com/office/word/2015/wordml/symex" xmlns:w16sdtdh="http://schemas.microsoft.com/office/word/2020/wordml/sdtdatahash" xmlns:pic="http://schemas.openxmlformats.org/drawingml/2006/picture" xmlns:w16cid="http://schemas.microsoft.com/office/word/2016/wordml/cid" xmlns:a="http://schemas.openxmlformats.org/drawingml/2006/main" xmlns:vyd="http://volga.yandex.com/schemas/document/model" mc:Ignorable="vyd w14 w15 w16se w16cid w16 w16cex w16sdtdh unk1 wp14" w:conformance="transitional">
   <w:background/>
   <w:body vyd:_id="vyd:00000000000001">
     <w:p vyd:_id="vyd:00000000000003">
@@ -17,6 +17,15 @@
     <w:p vyd:_id="vyd:mvpn33aep7qf2v">
       <w:r>
         <w:t vyd:_id="vyd:mvpn33n5gcz3b0">В этом документе будет таблица и картинка.</w:t>
+      </w:r>
+    </w:p>
+    <w:p vyd:_id="vyd:mvpnig37x2r91v">
+      <w:pPr>
+        <w:rPr/>
+      </w:pPr>
+      <w:r>
+        <w:rPr/>
+        <w:t vyd:_id="vyd:mvpnilv7pzc7m2">//Эту строку добавил в версию 2 + внёс изменения в таблицу.</w:t>
       </w:r>
     </w:p>
     <w:p vyd:_id="vyd:mvpn3auf7g0yps"/>
@@ -68,6 +77,29 @@
           </w:p>
         </w:tc>
       </w:tr>
+      <w:tr vyd:_id="vyd:mvpnhtlwiqi6hu">
+        <w:tc vyd:_id="vyd:mvpnhtly7qh5oy">
+          <w:p vyd:_id="vyd:mvpnhtlxi3al3i">
+            <w:r>
+              <w:t vyd:_id="vyd:mvpnhw8ev4r9o3">Видно текст документа в git</w:t>
+            </w:r>
+          </w:p>
+        </w:tc>
+        <w:tc vyd:_id="vyd:mvpnhtlz8eotap">
+          <w:p vyd:_id="vyd:mvpnhtlz41kd6m">
+            <w:r>
+              <w:t vyd:_id="vyd:mvpni40whlgmja">Нет</w:t>
+            </w:r>
+          </w:p>
+        </w:tc>
+        <w:tc vyd:_id="vyd:mvpnhtm0ndpgy5">
+          <w:p vyd:_id="vyd:mvpnhtm04ff1nz">
+            <w:r>
+              <w:t vyd:_id="vyd:mvpni4rwp3i6jb">Да</w:t>
+            </w:r>
+          </w:p>
+        </w:tc>
+      </w:tr>
       <w:tr vyd:_id="vyd:mvpn66g8eqhq5i">
         <w:tc vyd:_id="vyd:mvpn66g8vjgnf3">
           <w:p vyd:_id="vyd:mvpn66g9vpzk78">
@@ -77,10 +109,18 @@
           </w:p>
         </w:tc>
         <w:tc vyd:_id="vyd:mvpn66g9c6dljx">
-          <w:p vyd:_id="vyd:mvpn66gal2qp54"/>
+          <w:p vyd:_id="vyd:mvpn66gal2qp54">
+            <w:r>
+              <w:t vyd:_id="vyd:mvpni9bezl5lo6">???</w:t>
+            </w:r>
+          </w:p>
         </w:tc>
         <w:tc vyd:_id="vyd:mvpn66gaxybk16">
-          <w:p vyd:_id="vyd:mvpn66ga4vvugo"/>
+          <w:p vyd:_id="vyd:mvpn66ga4vvugo">
+            <w:r>
+              <w:t vyd:_id="vyd:mvpniajh4m993s">Да</w:t>
+            </w:r>
+          </w:p>
         </w:tc>
       </w:tr>
     </w:tbl>
@@ -102,7 +142,7 @@
           <wp:inline distT="0" distB="0" distL="0" distR="0">
             <wp:extent cx="5943600" cy="5943600"/>
             <wp:effectExtent l="0" t="0" r="0" b="0"/>
-            <wp:docPr id="179304258" name="Drawing 179304258"/>
+            <wp:docPr id="179304306" name="Drawing 179304306"/>
             <wp:cNvGraphicFramePr>
               <a:graphicFrameLocks noChangeAspect="1"/>
             </wp:cNvGraphicFramePr>
@@ -110,7 +150,7 @@
               <a:graphicData uri="http://schemas.openxmlformats.org/drawingml/2006/picture">
                 <pic:pic>
                   <pic:nvPicPr>
-                    <pic:cNvPr id="179304258" name=""/>
+                    <pic:cNvPr id="179304306" name=""/>
                     <pic:cNvPicPr/>
                   </pic:nvPicPr>
                   <pic:blipFill>
